--- a/backend/templates/CERTIFICADOMATRICULAL13.docx
+++ b/backend/templates/CERTIFICADOMATRICULAL13.docx
@@ -1100,8 +1100,20 @@
                       <w:sz w:val="18"/>
                       <w:szCs w:val="18"/>
                     </w:rPr>
-                    <w:t>Diego de Rodriguez</w:t>
+                    <w:t xml:space="preserve">Diego de </w:t>
                   </w:r>
+                  <w:proofErr w:type="spellStart"/>
+                  <w:r>
+                    <w:rPr>
+                      <w:rFonts w:ascii="Agency FB" w:hAnsi="Agency FB"/>
+                      <w:b/>
+                      <w:bCs/>
+                      <w:sz w:val="18"/>
+                      <w:szCs w:val="18"/>
+                    </w:rPr>
+                    <w:t>Rodriguez</w:t>
+                  </w:r>
+                  <w:proofErr w:type="spellEnd"/>
                 </w:p>
               </w:tc>
               <w:tc>
@@ -1719,7 +1731,6 @@
         <w:t>ERTIFICADO DE MATRÍCULA</w:t>
       </w:r>
     </w:p>
-    <w:p/>
     <w:p>
       <w:pPr>
         <w:spacing w:line="360" w:lineRule="auto"/>
@@ -1729,7 +1740,11 @@
         </w:rPr>
       </w:pPr>
       <w:r>
-        <w:t>{prefijo} {tratamiento}</w:t>
+        <w:t>{prefijo} {</w:t>
+      </w:r>
+      <w:proofErr w:type="gramStart"/>
+      <w:r>
+        <w:t>tratamiento}</w:t>
       </w:r>
       <w:r>
         <w:rPr>
@@ -1741,7 +1756,14 @@
         <w:rPr>
           <w:b/>
         </w:rPr>
-        <w:t>{apellidos} {nombres}</w:t>
+        <w:t>{</w:t>
+      </w:r>
+      <w:proofErr w:type="gramEnd"/>
+      <w:r>
+        <w:rPr>
+          <w:b/>
+        </w:rPr>
+        <w:t>apellidos} {nombres}</w:t>
       </w:r>
     </w:p>
     <w:p>
@@ -1757,11 +1779,16 @@
       <w:r>
         <w:t xml:space="preserve"> Formativo:</w:t>
       </w:r>
+      <w:proofErr w:type="gramStart"/>
       <w:r>
         <w:t xml:space="preserve">   </w:t>
       </w:r>
       <w:r>
-        <w:t>{AF1}</w:t>
+        <w:t>{</w:t>
+      </w:r>
+      <w:proofErr w:type="gramEnd"/>
+      <w:r>
+        <w:t>AF1}</w:t>
       </w:r>
       <w:r>
         <w:t xml:space="preserve"> </w:t>
@@ -1867,7 +1894,21 @@
               <w:rPr>
                 <w:sz w:val="16"/>
               </w:rPr>
-              <w:t>Certificado de haber terminado la primaria  o 7mo. Año de E. Básica</w:t>
+              <w:t xml:space="preserve">Certificado de haber terminado la </w:t>
+            </w:r>
+            <w:proofErr w:type="gramStart"/>
+            <w:r>
+              <w:rPr>
+                <w:sz w:val="16"/>
+              </w:rPr>
+              <w:t>primaria  o</w:t>
+            </w:r>
+            <w:proofErr w:type="gramEnd"/>
+            <w:r>
+              <w:rPr>
+                <w:sz w:val="16"/>
+              </w:rPr>
+              <w:t xml:space="preserve"> 7mo. Año de E. Básica</w:t>
             </w:r>
           </w:p>
         </w:tc>
@@ -2287,7 +2328,21 @@
               <w:rPr>
                 <w:sz w:val="16"/>
               </w:rPr>
-              <w:t>Copia de título : Bachiller</w:t>
+              <w:t xml:space="preserve">Copia de </w:t>
+            </w:r>
+            <w:proofErr w:type="gramStart"/>
+            <w:r>
+              <w:rPr>
+                <w:sz w:val="16"/>
+              </w:rPr>
+              <w:t>título :</w:t>
+            </w:r>
+            <w:proofErr w:type="gramEnd"/>
+            <w:r>
+              <w:rPr>
+                <w:sz w:val="16"/>
+              </w:rPr>
+              <w:t xml:space="preserve"> Bachiller</w:t>
             </w:r>
           </w:p>
         </w:tc>
@@ -2312,7 +2367,21 @@
               <w:rPr>
                 <w:sz w:val="16"/>
               </w:rPr>
-              <w:t>{xBachiller}</w:t>
+              <w:t>{</w:t>
+            </w:r>
+            <w:proofErr w:type="spellStart"/>
+            <w:r>
+              <w:rPr>
+                <w:sz w:val="16"/>
+              </w:rPr>
+              <w:t>xBachiller</w:t>
+            </w:r>
+            <w:proofErr w:type="spellEnd"/>
+            <w:r>
+              <w:rPr>
+                <w:sz w:val="16"/>
+              </w:rPr>
+              <w:t>}</w:t>
             </w:r>
           </w:p>
         </w:tc>
@@ -2361,7 +2430,21 @@
               <w:rPr>
                 <w:sz w:val="16"/>
               </w:rPr>
-              <w:t>{xSuperior}</w:t>
+              <w:t>{</w:t>
+            </w:r>
+            <w:proofErr w:type="spellStart"/>
+            <w:r>
+              <w:rPr>
+                <w:sz w:val="16"/>
+              </w:rPr>
+              <w:t>xSuperior</w:t>
+            </w:r>
+            <w:proofErr w:type="spellEnd"/>
+            <w:r>
+              <w:rPr>
+                <w:sz w:val="16"/>
+              </w:rPr>
+              <w:t>}</w:t>
             </w:r>
           </w:p>
         </w:tc>
@@ -2410,7 +2493,21 @@
               <w:rPr>
                 <w:sz w:val="16"/>
               </w:rPr>
-              <w:t>{xOtro}</w:t>
+              <w:t>{</w:t>
+            </w:r>
+            <w:proofErr w:type="spellStart"/>
+            <w:r>
+              <w:rPr>
+                <w:sz w:val="16"/>
+              </w:rPr>
+              <w:t>xOtro</w:t>
+            </w:r>
+            <w:proofErr w:type="spellEnd"/>
+            <w:r>
+              <w:rPr>
+                <w:sz w:val="16"/>
+              </w:rPr>
+              <w:t>}</w:t>
             </w:r>
           </w:p>
         </w:tc>
@@ -2805,13 +2902,6 @@
     </w:tbl>
     <w:p>
       <w:pPr>
-        <w:rPr>
-          <w:sz w:val="16"/>
-        </w:rPr>
-      </w:pPr>
-    </w:p>
-    <w:p>
-      <w:pPr>
         <w:pStyle w:val="Ttulo6"/>
         <w:rPr>
           <w:color w:val="auto"/>
@@ -2843,7 +2933,11 @@
         <w:t xml:space="preserve">Que </w:t>
       </w:r>
       <w:r>
-        <w:t>{prefijo} {tratamiento}</w:t>
+        <w:t>{prefijo} {</w:t>
+      </w:r>
+      <w:proofErr w:type="gramStart"/>
+      <w:r>
+        <w:t>tratamiento}</w:t>
       </w:r>
       <w:r>
         <w:rPr>
@@ -2851,6 +2945,7 @@
         </w:rPr>
         <w:t xml:space="preserve">   </w:t>
       </w:r>
+      <w:proofErr w:type="gramEnd"/>
       <w:r>
         <w:t>{apellidos} {nombres}</w:t>
       </w:r>
@@ -2937,85 +3032,141 @@
           <w:sz w:val="22"/>
           <w:szCs w:val="22"/>
         </w:rPr>
-        <w:t xml:space="preserve"> -  </w:t>
-      </w:r>
+        <w:t xml:space="preserve"> </w:t>
+      </w:r>
+      <w:proofErr w:type="gramStart"/>
       <w:r>
         <w:rPr>
           <w:sz w:val="22"/>
           <w:szCs w:val="22"/>
         </w:rPr>
-        <w:t>{AF2}</w:t>
+        <w:t xml:space="preserve">-  </w:t>
       </w:r>
       <w:r>
         <w:rPr>
           <w:sz w:val="22"/>
           <w:szCs w:val="22"/>
         </w:rPr>
-        <w:t xml:space="preserve"> Rama Artesanal:</w:t>
-      </w:r>
+        <w:t>{</w:t>
+      </w:r>
+      <w:proofErr w:type="gramEnd"/>
       <w:r>
         <w:rPr>
           <w:sz w:val="22"/>
           <w:szCs w:val="22"/>
         </w:rPr>
-        <w:t xml:space="preserve"> {raArt}</w:t>
+        <w:t>AF2}</w:t>
       </w:r>
       <w:r>
         <w:rPr>
           <w:sz w:val="22"/>
           <w:szCs w:val="22"/>
         </w:rPr>
-        <w:t>,</w:t>
-      </w:r>
-    </w:p>
-    <w:p>
-      <w:pPr>
+        <w:t xml:space="preserve"> Rama Artesanal:</w:t>
+      </w:r>
+      <w:r>
         <w:rPr>
           <w:sz w:val="22"/>
           <w:szCs w:val="22"/>
         </w:rPr>
-      </w:pPr>
+        <w:t xml:space="preserve"> {</w:t>
+      </w:r>
+      <w:proofErr w:type="spellStart"/>
       <w:r>
         <w:rPr>
           <w:sz w:val="22"/>
           <w:szCs w:val="22"/>
         </w:rPr>
-        <w:t>y</w:t>
-      </w:r>
+        <w:t>raArt</w:t>
+      </w:r>
+      <w:proofErr w:type="spellEnd"/>
       <w:r>
         <w:rPr>
           <w:sz w:val="22"/>
           <w:szCs w:val="22"/>
         </w:rPr>
-        <w:t xml:space="preserve"> ase</w:t>
+        <w:t>}</w:t>
       </w:r>
       <w:r>
         <w:rPr>
           <w:sz w:val="22"/>
           <w:szCs w:val="22"/>
         </w:rPr>
-        <w:t xml:space="preserve">ntada su Matrícula con el No. </w:t>
+        <w:t>,</w:t>
       </w:r>
       <w:r>
         <w:rPr>
           <w:sz w:val="22"/>
           <w:szCs w:val="22"/>
         </w:rPr>
-        <w:t>{matriculaNo}</w:t>
+        <w:t xml:space="preserve"> </w:t>
       </w:r>
       <w:r>
         <w:rPr>
           <w:sz w:val="22"/>
           <w:szCs w:val="22"/>
         </w:rPr>
-        <w:t>,</w:t>
+        <w:t>y</w:t>
       </w:r>
       <w:r>
         <w:rPr>
           <w:sz w:val="22"/>
           <w:szCs w:val="22"/>
         </w:rPr>
-        <w:t xml:space="preserve">  en el </w:t>
+        <w:t xml:space="preserve"> ase</w:t>
+      </w:r>
+      <w:r>
+        <w:rPr>
+          <w:sz w:val="22"/>
+          <w:szCs w:val="22"/>
+        </w:rPr>
+        <w:t xml:space="preserve">ntada su Matrícula con el No. </w:t>
+      </w:r>
+      <w:r>
+        <w:rPr>
+          <w:sz w:val="22"/>
+          <w:szCs w:val="22"/>
+        </w:rPr>
+        <w:t>{</w:t>
+      </w:r>
+      <w:proofErr w:type="spellStart"/>
+      <w:r>
+        <w:rPr>
+          <w:sz w:val="22"/>
+          <w:szCs w:val="22"/>
+        </w:rPr>
+        <w:t>matriculaNo</w:t>
+      </w:r>
+      <w:proofErr w:type="spellEnd"/>
+      <w:proofErr w:type="gramStart"/>
+      <w:r>
+        <w:rPr>
+          <w:sz w:val="22"/>
+          <w:szCs w:val="22"/>
+        </w:rPr>
+        <w:t>}</w:t>
+      </w:r>
+      <w:r>
+        <w:rPr>
+          <w:sz w:val="22"/>
+          <w:szCs w:val="22"/>
+        </w:rPr>
+        <w:t>,</w:t>
+      </w:r>
+      <w:r>
+        <w:rPr>
+          <w:sz w:val="22"/>
+          <w:szCs w:val="22"/>
+        </w:rPr>
+        <w:t xml:space="preserve">  en</w:t>
+      </w:r>
+      <w:proofErr w:type="gramEnd"/>
+      <w:r>
+        <w:rPr>
+          <w:sz w:val="22"/>
+          <w:szCs w:val="22"/>
+        </w:rPr>
+        <w:t xml:space="preserve"> el </w:t>
       </w:r>
       <w:r>
         <w:rPr>
@@ -3077,7 +3228,15 @@
     <w:p/>
     <w:p>
       <w:r>
-        <w:t>Doy fe, en calidad de Secretario del Establecimiento.</w:t>
+        <w:t xml:space="preserve">Doy fe, en calidad de </w:t>
+      </w:r>
+      <w:proofErr w:type="gramStart"/>
+      <w:r>
+        <w:t>Secretario</w:t>
+      </w:r>
+      <w:proofErr w:type="gramEnd"/>
+      <w:r>
+        <w:t xml:space="preserve"> del Establecimiento.</w:t>
       </w:r>
     </w:p>
     <w:p/>
@@ -3102,8 +3261,17 @@
           <w:b/>
           <w:bCs/>
         </w:rPr>
-        <w:t>F. Secretario</w:t>
-      </w:r>
+        <w:t xml:space="preserve">F. </w:t>
+      </w:r>
+      <w:proofErr w:type="gramStart"/>
+      <w:r>
+        <w:rPr>
+          <w:b/>
+          <w:bCs/>
+        </w:rPr>
+        <w:t>Secretario</w:t>
+      </w:r>
+      <w:proofErr w:type="gramEnd"/>
     </w:p>
     <w:p>
       <w:r>
@@ -3113,7 +3281,15 @@
         <w:t xml:space="preserve">cha: </w:t>
       </w:r>
       <w:r>
-        <w:t>{lugarfechacertificado}</w:t>
+        <w:t>{</w:t>
+      </w:r>
+      <w:proofErr w:type="spellStart"/>
+      <w:r>
+        <w:t>lugarfechacertificado</w:t>
+      </w:r>
+      <w:proofErr w:type="spellEnd"/>
+      <w:r>
+        <w:t>}</w:t>
       </w:r>
     </w:p>
     <w:p>
@@ -3253,7 +3429,21 @@
         <w:rPr>
           <w:sz w:val="12"/>
         </w:rPr>
-        <w:t>Lugar y fecha : ………………………………………………………………………..</w:t>
+        <w:t xml:space="preserve">Lugar y </w:t>
+      </w:r>
+      <w:proofErr w:type="gramStart"/>
+      <w:r>
+        <w:rPr>
+          <w:sz w:val="12"/>
+        </w:rPr>
+        <w:t>fecha :</w:t>
+      </w:r>
+      <w:proofErr w:type="gramEnd"/>
+      <w:r>
+        <w:rPr>
+          <w:sz w:val="12"/>
+        </w:rPr>
+        <w:t xml:space="preserve"> ………………………………………………………………………..</w:t>
       </w:r>
     </w:p>
     <w:sectPr>
